--- a/materials/agenda.docx
+++ b/materials/agenda.docx
@@ -207,7 +207,7 @@
                 <w:sz w:val="21"/>
                 <w:szCs w:val="21"/>
               </w:rPr>
-              <w:t xml:space="preserve">Meet the group, take a quick ungraded check, and set up your AI tool</w:t>
+              <w:t xml:space="preserve">Meet the group, take a quick ungraded check, and sign in to Gemini</w:t>
             </w:r>
           </w:p>
         </w:tc>
@@ -266,7 +266,7 @@
                 <w:sz w:val="21"/>
                 <w:szCs w:val="21"/>
               </w:rPr>
-              <w:t xml:space="preserve">How AI chat tools work, where they go wrong, and the CRAFT framework</w:t>
+              <w:t xml:space="preserve">How Gemini works, where it goes wrong, and the CRAFT framework</w:t>
             </w:r>
           </w:p>
         </w:tc>
@@ -496,7 +496,7 @@
                 <w:sz w:val="21"/>
                 <w:szCs w:val="21"/>
               </w:rPr>
-              <w:t xml:space="preserve">Work through a realistic workplace case in small groups, using AI safely</w:t>
+              <w:t xml:space="preserve">Work through a realistic workplace case in groups, using Gemini safely</w:t>
             </w:r>
           </w:p>
         </w:tc>
@@ -607,7 +607,7 @@
                 <w:sz w:val="21"/>
                 <w:szCs w:val="21"/>
               </w:rPr>
-              <w:t xml:space="preserve">Build and test a reusable prompt template for a task from your own job</w:t>
+              <w:t xml:space="preserve">Build, test, and save a reusable prompt for a task from your own job</w:t>
             </w:r>
           </w:p>
         </w:tc>
@@ -752,7 +752,7 @@
           <w:sz w:val="21"/>
           <w:szCs w:val="21"/>
         </w:rPr>
-        <w:t xml:space="preserve">Explain how AI chat tools produce answers, and where they go wrong</w:t>
+        <w:t xml:space="preserve">Explain how Gemini produces answers, and where it goes wrong</w:t>
       </w:r>
     </w:p>
     <w:p>
@@ -784,7 +784,7 @@
           <w:sz w:val="21"/>
           <w:szCs w:val="21"/>
         </w:rPr>
-        <w:t xml:space="preserve">Use techniques that make results more reliable</w:t>
+        <w:t xml:space="preserve">Use techniques that make Gemini's answers more reliable</w:t>
       </w:r>
     </w:p>
     <w:p>
@@ -800,7 +800,7 @@
           <w:sz w:val="21"/>
           <w:szCs w:val="21"/>
         </w:rPr>
-        <w:t xml:space="preserve">Check AI output, and know what's safe to share</w:t>
+        <w:t xml:space="preserve">Check Gemini's output, and know what's safe to share</w:t>
       </w:r>
     </w:p>
     <w:p>
@@ -816,7 +816,7 @@
           <w:sz w:val="21"/>
           <w:szCs w:val="21"/>
         </w:rPr>
-        <w:t xml:space="preserve">Build a reusable prompt template for your own work</w:t>
+        <w:t xml:space="preserve">Build a reusable prompt, and save it in Gemini</w:t>
       </w:r>
     </w:p>
     <w:p>
@@ -837,7 +837,7 @@
           <w:sz w:val="21"/>
           <w:szCs w:val="21"/>
         </w:rPr>
-        <w:t xml:space="preserve"> a laptop or tablet and charger, plus sign-in details for an AI chat tool your organization allows (a free account works). No AI experience is needed. Questions: </w:t>
+        <w:t xml:space="preserve"> a laptop or tablet and charger, and your Google account sign-in for Gemini (gemini.google.com). No AI experience is needed. Questions: </w:t>
       </w:r>
       <w:r>
         <w:rPr>
